--- a/word_reports/위치_740_Various Artists_세계애창곡레코드 Vol. 4.docx
+++ b/word_reports/위치_740_Various Artists_세계애창곡레코드 Vol. 4.docx
@@ -4,7 +4,7 @@
   <w:body>
     <w:p>
       <w:pPr>
-        <w:spacing w:after="280"/>
+        <w:spacing w:after="80"/>
       </w:pPr>
       <w:r>
         <w:rPr w:rFonts="맑은 고딕">
@@ -13,94 +13,47 @@
           <w:color w:val="1E3A8A"/>
           <w:sz w:val="30"/>
         </w:rPr>
-        <w:t>[740] Various Artists - 세계애창곡레코드 Vol. 4</w:t>
+        <w:t>Various Artists - 세계애창곡레코드 Vol. 3</w:t>
       </w:r>
     </w:p>
     <w:p>
       <w:pPr>
-        <w:spacing w:after="320"/>
+        <w:spacing w:after="240"/>
       </w:pPr>
       <w:r>
         <w:rPr w:rFonts="맑은 고딕">
           <w:rFonts w:ascii="맑은 고딕" w:hAnsi="맑은 고딕" w:eastAsia="맑은 고딕"/>
           <w:b/>
-          <w:sz w:val="20"/>
+          <w:color w:val="4B5563"/>
+          <w:sz w:val="22"/>
         </w:rPr>
-        <w:t>■ 위치 : 740</w:t>
-        <w:br/>
-      </w:r>
-      <w:r>
-        <w:rPr w:rFonts="맑은 고딕">
-          <w:rFonts w:ascii="맑은 고딕" w:hAnsi="맑은 고딕" w:eastAsia="맑은 고딕"/>
-          <w:b/>
-          <w:sz w:val="20"/>
-        </w:rPr>
-        <w:t>■ 아티스트 : Various Artists</w:t>
-        <w:br/>
-      </w:r>
-      <w:r>
-        <w:rPr w:rFonts="맑은 고딕">
-          <w:rFonts w:ascii="맑은 고딕" w:hAnsi="맑은 고딕" w:eastAsia="맑은 고딕"/>
-          <w:b/>
-          <w:sz w:val="20"/>
-        </w:rPr>
-        <w:t>■ 앨범명 : 세계애창곡레코드 Vol. 4</w:t>
-        <w:br/>
-      </w:r>
-      <w:r>
-        <w:rPr w:rFonts="맑은 고딕">
-          <w:rFonts w:ascii="맑은 고딕" w:hAnsi="맑은 고딕" w:eastAsia="맑은 고딕"/>
-          <w:b w:val="0"/>
-          <w:sz w:val="20"/>
-        </w:rPr>
-        <w:t>■ 음반 레이블 : 오아시스 레코드 (Oasis Records)</w:t>
-        <w:br/>
-      </w:r>
-      <w:r>
-        <w:rPr w:rFonts="맑은 고딕">
-          <w:rFonts w:ascii="맑은 고딕" w:hAnsi="맑은 고딕" w:eastAsia="맑은 고딕"/>
-          <w:b w:val="0"/>
-          <w:sz w:val="20"/>
-        </w:rPr>
-        <w:t>■ 발매년도 : 1977</w:t>
-        <w:br/>
-      </w:r>
-      <w:r>
-        <w:rPr w:rFonts="맑은 고딕">
-          <w:rFonts w:ascii="맑은 고딕" w:hAnsi="맑은 고딕" w:eastAsia="맑은 고딕"/>
-          <w:b w:val="0"/>
-          <w:sz w:val="20"/>
-        </w:rPr>
-        <w:t>■ 장르 : 성악 / 클래식 소품 / 세계 가곡 (Vocal Classical &amp; World Songs)</w:t>
-        <w:br/>
-      </w:r>
-      <w:r>
-        <w:rPr w:rFonts="맑은 고딕">
-          <w:rFonts w:ascii="맑은 고딕" w:hAnsi="맑은 고딕" w:eastAsia="맑은 고딕"/>
-          <w:b w:val="0"/>
-          <w:sz w:val="20"/>
-        </w:rPr>
-        <w:t>■ 주요 수록곡 : 1. 프란츠 슈베르트: 들장미 (F. Schubert: Heidenröslein)</w:t>
-        <w:br/>
+        <w:t>위치 :  740</w:t>
       </w:r>
     </w:p>
     <w:p>
       <w:pPr>
-        <w:spacing w:after="160"/>
+        <w:spacing w:line="324" w:lineRule="auto" w:before="80" w:after="160"/>
       </w:pPr>
       <w:r>
         <w:rPr w:rFonts="맑은 고딕">
           <w:rFonts w:ascii="맑은 고딕" w:hAnsi="맑은 고딕" w:eastAsia="맑은 고딕"/>
           <w:b/>
           <w:color w:val="1F2937"/>
-          <w:sz w:val="24"/>
+          <w:sz w:val="22"/>
         </w:rPr>
-        <w:t>■ 음반 해설 및 감상 가이드</w:t>
+        <w:t xml:space="preserve">[음반 소개] </w:t>
+      </w:r>
+      <w:r>
+        <w:rPr w:rFonts="맑은 고딕">
+          <w:rFonts w:ascii="맑은 고딕" w:hAnsi="맑은 고딕" w:eastAsia="맑은 고딕"/>
+          <w:b w:val="0"/>
+          <w:sz w:val="21"/>
+        </w:rPr>
       </w:r>
     </w:p>
     <w:p>
       <w:pPr>
-        <w:spacing w:line="312" w:lineRule="auto" w:after="120"/>
+        <w:spacing w:line="324" w:lineRule="auto" w:after="120"/>
       </w:pPr>
       <w:r>
         <w:rPr w:rFonts="맑은 고딕">
@@ -108,51 +61,516 @@
           <w:b w:val="0"/>
           <w:sz w:val="21"/>
         </w:rPr>
-        <w:t>본 음반 《세계애창곡레코드 Vol. 4》는 1970년대 한국 음반 산업의 황금기에 기획 및 발매된 대표적인 클래식 및 세계 가곡 명곡집입니다. 당시 음악 애호가들과 대중에게 서양의 고전 가곡과 세계 각국의 서정적인 민요를 소개하며 깊은 정서적 교감을 나누었던 기념비적인 음반 시리즈 중 하나로, 수많은 명가수들의 맑고 단아한 음성과 따뜻한 오케스트라 반주가 조화를 이루고 있습니다. LP 특유의 아날로그 질감 속에서 피어나는 아늑하고 기품 있는 사운드는 듣는 이로 하여금 서양 음악사의 고전적인 우아함을 체감하게 합니다.</w:t>
+        <w:t>시공간의 경계를 넘어 인류의 가슴속에 면면히 흘러내려 온 선율의 정수만을 가려 뽑아 아날로그 그루브에 새겨 넣은 고아(高雅)한 명반입니다. 세계 각지의 토속적 정서와 서구 클래식 가곡의 유려한 숨결이 거장의 목소리와 섬세한 악벽(樂癖)을 통해 찬연히 되살아납니다. 지직거리는 턴테이블의 바늘 끝에서 피어오르는 선율들은 메마른 현대인의 영혼을 따스하게 어루만지는 시적(詩的) 위안의 공간으로 우리를 인도합니다. 한 시대의 교양과 낭만을 대변하며 세대를 이어 애청되어 온 이 음반은 그 자체로 영원히 박제되지 않는 생명력을 지닌 음악적 유산입니다.</w:t>
       </w:r>
     </w:p>
     <w:p>
       <w:pPr>
-        <w:spacing w:line="312" w:lineRule="auto" w:after="120"/>
+        <w:spacing w:line="324" w:lineRule="auto" w:before="200" w:after="80"/>
       </w:pPr>
+      <w:r>
+        <w:rPr w:rFonts="맑은 고딕">
+          <w:rFonts w:ascii="맑은 고딕" w:hAnsi="맑은 고딕" w:eastAsia="맑은 고딕"/>
+          <w:b/>
+          <w:color w:val="1E3A8A"/>
+          <w:sz w:val="24"/>
+        </w:rPr>
+        <w:t>1. 음반 데이터</w:t>
+      </w:r>
+    </w:p>
+    <w:p>
+      <w:pPr>
+        <w:spacing w:line="324" w:lineRule="auto" w:after="80"/>
+      </w:pPr>
+      <w:r>
+        <w:rPr w:rFonts="맑은 고딕">
+          <w:rFonts w:ascii="맑은 고딕" w:hAnsi="맑은 고딕" w:eastAsia="맑은 고딕"/>
+          <w:b w:val="0"/>
+          <w:color w:val="6B7280"/>
+          <w:sz w:val="21"/>
+        </w:rPr>
+        <w:t xml:space="preserve">· </w:t>
+      </w:r>
+      <w:r>
+        <w:rPr w:rFonts="맑은 고딕">
+          <w:rFonts w:ascii="맑은 고딕" w:hAnsi="맑은 고딕" w:eastAsia="맑은 고딕"/>
+          <w:b/>
+          <w:color w:val="1F2937"/>
+          <w:sz w:val="21"/>
+        </w:rPr>
+        <w:t xml:space="preserve">앨범명: </w:t>
+      </w:r>
       <w:r>
         <w:rPr w:rFonts="맑은 고딕">
           <w:rFonts w:ascii="맑은 고딕" w:hAnsi="맑은 고딕" w:eastAsia="맑은 고딕"/>
           <w:b w:val="0"/>
           <w:sz w:val="21"/>
         </w:rPr>
-        <w:t>음악적으로 이 앨범은 독일 리트(Lied)의 정수인 슈베르트와 브람스의 서정시부터 프랑스 고전 가곡, 아메리칸 서정 가곡, 그리고 정열적인 이탈리아 칸초네까지 스펙트럼 넓은 성악 곡들을 차분하게 담아내고 있습니다. 수록된 곡들은 명료하고 순수한 음색을 자랑하는 성악가들의 해석을 통해 각 나라가 지닌 독자적인 서정과 향수를 극대화합니다. 과도한 화려함보다는 시적 운율과 멜로디 본연의 아름다움에 집중한 편곡은 클래식 성악에 대한 진입 장벽을 낮추는 동시에 깊은 울림을 전달합니다.</w:t>
+        <w:t>세계애창곡레코드 Vol. 3</w:t>
       </w:r>
     </w:p>
     <w:p>
       <w:pPr>
-        <w:spacing w:line="312" w:lineRule="auto" w:after="120"/>
+        <w:spacing w:line="324" w:lineRule="auto" w:after="80"/>
       </w:pPr>
+      <w:r>
+        <w:rPr w:rFonts="맑은 고딕">
+          <w:rFonts w:ascii="맑은 고딕" w:hAnsi="맑은 고딕" w:eastAsia="맑은 고딕"/>
+          <w:b w:val="0"/>
+          <w:color w:val="6B7280"/>
+          <w:sz w:val="21"/>
+        </w:rPr>
+        <w:t xml:space="preserve">· </w:t>
+      </w:r>
+      <w:r>
+        <w:rPr w:rFonts="맑은 고딕">
+          <w:rFonts w:ascii="맑은 고딕" w:hAnsi="맑은 고딕" w:eastAsia="맑은 고딕"/>
+          <w:b/>
+          <w:color w:val="1F2937"/>
+          <w:sz w:val="21"/>
+        </w:rPr>
+        <w:t xml:space="preserve">아티스트: </w:t>
+      </w:r>
       <w:r>
         <w:rPr w:rFonts="맑은 고딕">
           <w:rFonts w:ascii="맑은 고딕" w:hAnsi="맑은 고딕" w:eastAsia="맑은 고딕"/>
           <w:b w:val="0"/>
           <w:sz w:val="21"/>
         </w:rPr>
-        <w:t>대표 수록곡인 슈베르트의 &lt;들장미&gt;에서는 가곡의 왕이 보여주는 간결하면서도 영롱한 선율미를 느낄 수 있으며, 마르티니의 &lt;사랑의 기쁨&gt;은 덧없는 사랑의 슬픔을 역설적으로 우아한 가락에 실어 노래합니다. 또한 아일랜드의 영혼이 담긴 &lt;대니 보이&gt;와 포스터의 &lt;금발의 제니&gt;는 수용적인 서정성과 향수를 자극하며, 디 카푸아의 &lt;오 나의 태양&gt;은 벨칸토 발성의 시원한 음량과 벨벳 같은 울림으로 앨범의 다채로운 음영을 완성합니다. 마지막을 장식하는 브람스의 &lt;자장가&gt;는 한 편의 시처럼 포근한 안식처를 제공합니다.</w:t>
+        <w:t>Various Artists</w:t>
       </w:r>
     </w:p>
     <w:p>
       <w:pPr>
-        <w:spacing w:line="312" w:lineRule="auto" w:after="120"/>
+        <w:spacing w:line="324" w:lineRule="auto" w:after="80"/>
       </w:pPr>
+      <w:r>
+        <w:rPr w:rFonts="맑은 고딕">
+          <w:rFonts w:ascii="맑은 고딕" w:hAnsi="맑은 고딕" w:eastAsia="맑은 고딕"/>
+          <w:b w:val="0"/>
+          <w:color w:val="6B7280"/>
+          <w:sz w:val="21"/>
+        </w:rPr>
+        <w:t xml:space="preserve">· </w:t>
+      </w:r>
+      <w:r>
+        <w:rPr w:rFonts="맑은 고딕">
+          <w:rFonts w:ascii="맑은 고딕" w:hAnsi="맑은 고딕" w:eastAsia="맑은 고딕"/>
+          <w:b/>
+          <w:color w:val="1F2937"/>
+          <w:sz w:val="21"/>
+        </w:rPr>
+        <w:t xml:space="preserve">발매 정보: </w:t>
+      </w:r>
       <w:r>
         <w:rPr w:rFonts="맑은 고딕">
           <w:rFonts w:ascii="맑은 고딕" w:hAnsi="맑은 고딕" w:eastAsia="맑은 고딕"/>
           <w:b w:val="0"/>
           <w:sz w:val="21"/>
         </w:rPr>
-        <w:t>《세계애창곡레코드 Vol. 4》는 단순히 지나간 시절의 음악 모음집에 그치지 않고, 세월이 흘러도 변치 않는 고전의 숭고한 가치를 다시금 각인시켜 주는 명반입니다. 바쁜 현대 사회의 소음에서 벗어나 턴테이블 위에 바늘을 올려놓았을 때 흐르는 정갈한 성악의 울림은 듣는 이의 지친 마음을 켜켜이 쓸어내려 주는 소중한 예술적 휴식을 선사할 것입니다.</w:t>
+        <w:t>1970~80년대 한국 음반 시장에서 전 세계의 유서 깊은 민요, 가곡, 서정 소품들을 엄선하여 가정의 서가와 거실을 품격 있게 채워주었던 유서 깊은 정통 컴필레이션 시리즈의 제3집입니다.</w:t>
+      </w:r>
+    </w:p>
+    <w:p>
+      <w:pPr>
+        <w:spacing w:line="324" w:lineRule="auto" w:after="80"/>
+      </w:pPr>
+      <w:r>
+        <w:rPr w:rFonts="맑은 고딕">
+          <w:rFonts w:ascii="맑은 고딕" w:hAnsi="맑은 고딕" w:eastAsia="맑은 고딕"/>
+          <w:b w:val="0"/>
+          <w:color w:val="6B7280"/>
+          <w:sz w:val="21"/>
+        </w:rPr>
+        <w:t xml:space="preserve">· </w:t>
+      </w:r>
+      <w:r>
+        <w:rPr w:rFonts="맑은 고딕">
+          <w:rFonts w:ascii="맑은 고딕" w:hAnsi="맑은 고딕" w:eastAsia="맑은 고딕"/>
+          <w:b/>
+          <w:color w:val="1F2937"/>
+          <w:sz w:val="21"/>
+        </w:rPr>
+        <w:t xml:space="preserve">LP 인기도(판매량): </w:t>
+      </w:r>
+      <w:r>
+        <w:rPr w:rFonts="맑은 고딕">
+          <w:rFonts w:ascii="맑은 고딕" w:hAnsi="맑은 고딕" w:eastAsia="맑은 고딕"/>
+          <w:b w:val="0"/>
+          <w:sz w:val="21"/>
+        </w:rPr>
+        <w:t>발매 당시 음악 애호가들과 문청(文靑)들의 필청 음반이자 명절 및 축하 선물로 각광받으며 시리즈 전편이 장기간에 걸쳐 꾸준한 스테디셀러를 기록했습니다.</w:t>
+      </w:r>
+    </w:p>
+    <w:p>
+      <w:pPr>
+        <w:spacing w:line="324" w:lineRule="auto" w:after="80"/>
+      </w:pPr>
+      <w:r>
+        <w:rPr w:rFonts="맑은 고딕">
+          <w:rFonts w:ascii="맑은 고딕" w:hAnsi="맑은 고딕" w:eastAsia="맑은 고딕"/>
+          <w:b w:val="0"/>
+          <w:color w:val="6B7280"/>
+          <w:sz w:val="21"/>
+        </w:rPr>
+        <w:t xml:space="preserve">· </w:t>
+      </w:r>
+      <w:r>
+        <w:rPr w:rFonts="맑은 고딕">
+          <w:rFonts w:ascii="맑은 고딕" w:hAnsi="맑은 고딕" w:eastAsia="맑은 고딕"/>
+          <w:b/>
+          <w:color w:val="1F2937"/>
+          <w:sz w:val="21"/>
+        </w:rPr>
+        <w:t xml:space="preserve">각종 수상경력: </w:t>
+      </w:r>
+      <w:r>
+        <w:rPr w:rFonts="맑은 고딕">
+          <w:rFonts w:ascii="맑은 고딕" w:hAnsi="맑은 고딕" w:eastAsia="맑은 고딕"/>
+          <w:b w:val="0"/>
+          <w:sz w:val="21"/>
+        </w:rPr>
+        <w:t>대중가요 중심의 상업적 차트 성적을 넘어, 서구 정통 성악과 세계 명선율의 대중화에 지대한 공헌을 한 문화적·교육적 가치를 지닌 기획반으로 평가받습니다.</w:t>
+      </w:r>
+    </w:p>
+    <w:p>
+      <w:pPr>
+        <w:spacing w:line="324" w:lineRule="auto" w:before="200" w:after="80"/>
+      </w:pPr>
+      <w:r>
+        <w:rPr w:rFonts="맑은 고딕">
+          <w:rFonts w:ascii="맑은 고딕" w:hAnsi="맑은 고딕" w:eastAsia="맑은 고딕"/>
+          <w:b/>
+          <w:color w:val="1E3A8A"/>
+          <w:sz w:val="24"/>
+        </w:rPr>
+        <w:t>2. 아티스트 정보</w:t>
+      </w:r>
+    </w:p>
+    <w:p>
+      <w:pPr>
+        <w:spacing w:line="324" w:lineRule="auto" w:after="80"/>
+      </w:pPr>
+      <w:r>
+        <w:rPr w:rFonts="맑은 고딕">
+          <w:rFonts w:ascii="맑은 고딕" w:hAnsi="맑은 고딕" w:eastAsia="맑은 고딕"/>
+          <w:b w:val="0"/>
+          <w:color w:val="6B7280"/>
+          <w:sz w:val="21"/>
+        </w:rPr>
+        <w:t xml:space="preserve">· </w:t>
+      </w:r>
+      <w:r>
+        <w:rPr w:rFonts="맑은 고딕">
+          <w:rFonts w:ascii="맑은 고딕" w:hAnsi="맑은 고딕" w:eastAsia="맑은 고딕"/>
+          <w:b/>
+          <w:color w:val="1F2937"/>
+          <w:sz w:val="21"/>
+        </w:rPr>
+        <w:t xml:space="preserve">국적: </w:t>
+      </w:r>
+      <w:r>
+        <w:rPr w:rFonts="맑은 고딕">
+          <w:rFonts w:ascii="맑은 고딕" w:hAnsi="맑은 고딕" w:eastAsia="맑은 고딕"/>
+          <w:b w:val="0"/>
+          <w:sz w:val="21"/>
+        </w:rPr>
+        <w:t>다국적 (Various Countries)</w:t>
+      </w:r>
+    </w:p>
+    <w:p>
+      <w:pPr>
+        <w:spacing w:line="324" w:lineRule="auto" w:after="80"/>
+      </w:pPr>
+      <w:r>
+        <w:rPr w:rFonts="맑은 고딕">
+          <w:rFonts w:ascii="맑은 고딕" w:hAnsi="맑은 고딕" w:eastAsia="맑은 고딕"/>
+          <w:b w:val="0"/>
+          <w:color w:val="6B7280"/>
+          <w:sz w:val="21"/>
+        </w:rPr>
+        <w:t xml:space="preserve">· </w:t>
+      </w:r>
+      <w:r>
+        <w:rPr w:rFonts="맑은 고딕">
+          <w:rFonts w:ascii="맑은 고딕" w:hAnsi="맑은 고딕" w:eastAsia="맑은 고딕"/>
+          <w:b/>
+          <w:color w:val="1F2937"/>
+          <w:sz w:val="21"/>
+        </w:rPr>
+        <w:t xml:space="preserve">생몰년도: </w:t>
+      </w:r>
+      <w:r>
+        <w:rPr w:rFonts="맑은 고딕">
+          <w:rFonts w:ascii="맑은 고딕" w:hAnsi="맑은 고딕" w:eastAsia="맑은 고딕"/>
+          <w:b w:val="0"/>
+          <w:sz w:val="21"/>
+        </w:rPr>
+        <w:t>20세기 중·후반 (음원 녹음 및 전성기 활동 연대)</w:t>
+      </w:r>
+    </w:p>
+    <w:p>
+      <w:pPr>
+        <w:spacing w:line="324" w:lineRule="auto" w:after="80"/>
+      </w:pPr>
+      <w:r>
+        <w:rPr w:rFonts="맑은 고딕">
+          <w:rFonts w:ascii="맑은 고딕" w:hAnsi="맑은 고딕" w:eastAsia="맑은 고딕"/>
+          <w:b w:val="0"/>
+          <w:color w:val="6B7280"/>
+          <w:sz w:val="21"/>
+        </w:rPr>
+        <w:t xml:space="preserve">· </w:t>
+      </w:r>
+      <w:r>
+        <w:rPr w:rFonts="맑은 고딕">
+          <w:rFonts w:ascii="맑은 고딕" w:hAnsi="맑은 고딕" w:eastAsia="맑은 고딕"/>
+          <w:b/>
+          <w:color w:val="1F2937"/>
+          <w:sz w:val="21"/>
+        </w:rPr>
+        <w:t xml:space="preserve">그룹 소속: </w:t>
+      </w:r>
+      <w:r>
+        <w:rPr w:rFonts="맑은 고딕">
+          <w:rFonts w:ascii="맑은 고딕" w:hAnsi="맑은 고딕" w:eastAsia="맑은 고딕"/>
+          <w:b w:val="0"/>
+          <w:sz w:val="21"/>
+        </w:rPr>
+        <w:t>옴니버스 (세계 유수의 성악가, 합창단 및 관현악단 연합)</w:t>
+      </w:r>
+    </w:p>
+    <w:p>
+      <w:pPr>
+        <w:spacing w:line="324" w:lineRule="auto" w:after="80"/>
+      </w:pPr>
+      <w:r>
+        <w:rPr w:rFonts="맑은 고딕">
+          <w:rFonts w:ascii="맑은 고딕" w:hAnsi="맑은 고딕" w:eastAsia="맑은 고딕"/>
+          <w:b w:val="0"/>
+          <w:color w:val="6B7280"/>
+          <w:sz w:val="21"/>
+        </w:rPr>
+        <w:t xml:space="preserve">· </w:t>
+      </w:r>
+      <w:r>
+        <w:rPr w:rFonts="맑은 고딕">
+          <w:rFonts w:ascii="맑은 고딕" w:hAnsi="맑은 고딕" w:eastAsia="맑은 고딕"/>
+          <w:b/>
+          <w:color w:val="1F2937"/>
+          <w:sz w:val="21"/>
+        </w:rPr>
+        <w:t xml:space="preserve">아티스트 소개: </w:t>
+      </w:r>
+      <w:r>
+        <w:rPr w:rFonts="맑은 고딕">
+          <w:rFonts w:ascii="맑은 고딕" w:hAnsi="맑은 고딕" w:eastAsia="맑은 고딕"/>
+          <w:b w:val="0"/>
+          <w:sz w:val="21"/>
+        </w:rPr>
+        <w:t>시대를 풍미한 세계 정상급의 테너, 바리톤, 소프라노를 비롯하여 정통성을 자랑하는 유라시아의 대표 합창단과 관현악단이 망라되어 있습니다. 가장 인간적인 악기라 불리는 정결한 육성을 통해 언어와 국경의 장벽을 허물고 인류 보편의 숭고한 정서와 미학적 환희를 고스란히 구현해 냈습니다.</w:t>
+      </w:r>
+    </w:p>
+    <w:p>
+      <w:pPr>
+        <w:spacing w:line="324" w:lineRule="auto" w:before="200" w:after="80"/>
+      </w:pPr>
+      <w:r>
+        <w:rPr w:rFonts="맑은 고딕">
+          <w:rFonts w:ascii="맑은 고딕" w:hAnsi="맑은 고딕" w:eastAsia="맑은 고딕"/>
+          <w:b/>
+          <w:color w:val="1E3A8A"/>
+          <w:sz w:val="24"/>
+        </w:rPr>
+        <w:t>3. 음반 상세 분석</w:t>
+      </w:r>
+    </w:p>
+    <w:p>
+      <w:pPr>
+        <w:spacing w:line="324" w:lineRule="auto" w:after="80"/>
+      </w:pPr>
+      <w:r>
+        <w:rPr w:rFonts="맑은 고딕">
+          <w:rFonts w:ascii="맑은 고딕" w:hAnsi="맑은 고딕" w:eastAsia="맑은 고딕"/>
+          <w:b w:val="0"/>
+          <w:color w:val="6B7280"/>
+          <w:sz w:val="21"/>
+        </w:rPr>
+        <w:t xml:space="preserve">· </w:t>
+      </w:r>
+      <w:r>
+        <w:rPr w:rFonts="맑은 고딕">
+          <w:rFonts w:ascii="맑은 고딕" w:hAnsi="맑은 고딕" w:eastAsia="맑은 고딕"/>
+          <w:b/>
+          <w:color w:val="1F2937"/>
+          <w:sz w:val="21"/>
+        </w:rPr>
+        <w:t xml:space="preserve">역사적 위치: </w:t>
+      </w:r>
+      <w:r>
+        <w:rPr w:rFonts="맑은 고딕">
+          <w:rFonts w:ascii="맑은 고딕" w:hAnsi="맑은 고딕" w:eastAsia="맑은 고딕"/>
+          <w:b w:val="0"/>
+          <w:sz w:val="21"/>
+        </w:rPr>
+        <w:t>서구 성악 예술과 세계 각국의 대표 애창곡을 단정하고 균형 잡힌 호흡으로 엮어내어, 팝과 클래식의 완충지대에서 국내 리스너들의 음악적 지평을 한 단계 넓혀준 기념비적 다리 역할을 합니다.</w:t>
+      </w:r>
+    </w:p>
+    <w:p>
+      <w:pPr>
+        <w:spacing w:line="324" w:lineRule="auto" w:after="80"/>
+      </w:pPr>
+      <w:r>
+        <w:rPr w:rFonts="맑은 고딕">
+          <w:rFonts w:ascii="맑은 고딕" w:hAnsi="맑은 고딕" w:eastAsia="맑은 고딕"/>
+          <w:b w:val="0"/>
+          <w:color w:val="6B7280"/>
+          <w:sz w:val="21"/>
+        </w:rPr>
+        <w:t xml:space="preserve">· </w:t>
+      </w:r>
+      <w:r>
+        <w:rPr w:rFonts="맑은 고딕">
+          <w:rFonts w:ascii="맑은 고딕" w:hAnsi="맑은 고딕" w:eastAsia="맑은 고딕"/>
+          <w:b/>
+          <w:color w:val="1F2937"/>
+          <w:sz w:val="21"/>
+        </w:rPr>
+        <w:t xml:space="preserve">시대의 흔적(스토리텔링): </w:t>
+      </w:r>
+      <w:r>
+        <w:rPr w:rFonts="맑은 고딕">
+          <w:rFonts w:ascii="맑은 고딕" w:hAnsi="맑은 고딕" w:eastAsia="맑은 고딕"/>
+          <w:b w:val="0"/>
+          <w:sz w:val="21"/>
+        </w:rPr>
+        <w:t>묵직한 오디오 장식장 위에 조심스레 음반을 얹고 소리골을 흝어내리던 옛 시절, 다방의 묵직한 공기와 흑백의 계절 속에서 먼 이국의 서정을 동경하던 그 시절 청춘들의 애틋한 숨결과 순수한 노스탤지어가 아로새겨져 있습니다.</w:t>
+      </w:r>
+    </w:p>
+    <w:p>
+      <w:pPr>
+        <w:spacing w:line="324" w:lineRule="auto" w:before="200" w:after="80"/>
+      </w:pPr>
+      <w:r>
+        <w:rPr w:rFonts="맑은 고딕">
+          <w:rFonts w:ascii="맑은 고딕" w:hAnsi="맑은 고딕" w:eastAsia="맑은 고딕"/>
+          <w:b/>
+          <w:color w:val="1E3A8A"/>
+          <w:sz w:val="24"/>
+        </w:rPr>
+        <w:t>4. 주요 수록곡 및 감상 제언</w:t>
+      </w:r>
+    </w:p>
+    <w:p>
+      <w:pPr>
+        <w:spacing w:line="324" w:lineRule="auto" w:after="80"/>
+      </w:pPr>
+      <w:r>
+        <w:rPr w:rFonts="맑은 고딕">
+          <w:rFonts w:ascii="맑은 고딕" w:hAnsi="맑은 고딕" w:eastAsia="맑은 고딕"/>
+          <w:b w:val="0"/>
+          <w:color w:val="6B7280"/>
+          <w:sz w:val="21"/>
+        </w:rPr>
+        <w:t xml:space="preserve">· </w:t>
+      </w:r>
+      <w:r>
+        <w:rPr w:rFonts="맑은 고딕">
+          <w:rFonts w:ascii="맑은 고딕" w:hAnsi="맑은 고딕" w:eastAsia="맑은 고딕"/>
+          <w:b/>
+          <w:color w:val="1F2937"/>
+          <w:sz w:val="21"/>
+        </w:rPr>
+        <w:t xml:space="preserve">주요 수록곡 특징: </w:t>
+      </w:r>
+      <w:r>
+        <w:rPr w:rFonts="맑은 고딕">
+          <w:rFonts w:ascii="맑은 고딕" w:hAnsi="맑은 고딕" w:eastAsia="맑은 고딕"/>
+          <w:b w:val="0"/>
+          <w:sz w:val="21"/>
+        </w:rPr>
+        <w:t>이탈리아의 햇살을 머금은 칸초네, 독일 낭만파의 정수를 담은 가곡, 애수를 자극하는 전원의 민요 등이 유려한 오케스트레이션과 벨칸토의 미려한 발성으로 조화를 이루며 청자의 가슴에 깊은 서정의 물결을 일으킵니다.</w:t>
+      </w:r>
+    </w:p>
+    <w:p>
+      <w:pPr>
+        <w:spacing w:line="324" w:lineRule="auto" w:after="80"/>
+      </w:pPr>
+      <w:r>
+        <w:rPr w:rFonts="맑은 고딕">
+          <w:rFonts w:ascii="맑은 고딕" w:hAnsi="맑은 고딕" w:eastAsia="맑은 고딕"/>
+          <w:b w:val="0"/>
+          <w:color w:val="6B7280"/>
+          <w:sz w:val="21"/>
+        </w:rPr>
+        <w:t xml:space="preserve">· </w:t>
+      </w:r>
+      <w:r>
+        <w:rPr w:rFonts="맑은 고딕">
+          <w:rFonts w:ascii="맑은 고딕" w:hAnsi="맑은 고딕" w:eastAsia="맑은 고딕"/>
+          <w:b/>
+          <w:color w:val="1F2937"/>
+          <w:sz w:val="21"/>
+        </w:rPr>
+        <w:t xml:space="preserve">빈티지 감상 제언: </w:t>
+      </w:r>
+      <w:r>
+        <w:rPr w:rFonts="맑은 고딕">
+          <w:rFonts w:ascii="맑은 고딕" w:hAnsi="맑은 고딕" w:eastAsia="맑은 고딕"/>
+          <w:b w:val="0"/>
+          <w:sz w:val="21"/>
+        </w:rPr>
+        <w:t>진공관 앰프의 온기가 충분히 오른 후 부드러운 카트리지를 통해 감상할 때, 성악가의 폐부에서 뿜어져 나오는 생생한 호흡과 홀(Hall) 특유의 잔향이 아날로그 특유의 도톰한 질감으로 살아나 진정한 감동을 전합니다.</w:t>
+      </w:r>
+    </w:p>
+    <w:p>
+      <w:pPr>
+        <w:spacing w:line="324" w:lineRule="auto" w:after="80"/>
+      </w:pPr>
+      <w:r>
+        <w:rPr w:rFonts="맑은 고딕">
+          <w:rFonts w:ascii="맑은 고딕" w:hAnsi="맑은 고딕" w:eastAsia="맑은 고딕"/>
+          <w:b w:val="0"/>
+          <w:color w:val="6B7280"/>
+          <w:sz w:val="21"/>
+        </w:rPr>
+        <w:t xml:space="preserve">· </w:t>
+      </w:r>
+      <w:r>
+        <w:rPr w:rFonts="맑은 고딕">
+          <w:rFonts w:ascii="맑은 고딕" w:hAnsi="맑은 고딕" w:eastAsia="맑은 고딕"/>
+          <w:b/>
+          <w:color w:val="1F2937"/>
+          <w:sz w:val="21"/>
+        </w:rPr>
+        <w:t xml:space="preserve">소장 가치: </w:t>
+      </w:r>
+      <w:r>
+        <w:rPr w:rFonts="맑은 고딕">
+          <w:rFonts w:ascii="맑은 고딕" w:hAnsi="맑은 고딕" w:eastAsia="맑은 고딕"/>
+          <w:b w:val="0"/>
+          <w:sz w:val="21"/>
+        </w:rPr>
+        <w:t>디지털 음원으로는 결코 복각할 수 없는 빈티지 LP 특유의 따스한 마스터링 음색과 옛 음반 커버의 고전적 멋을 고스란히 간직하고 있어, 아날로그 오디오파일 및 컬렉터라면 필히 곁에 두어야 할 소중한 아카이브입니다.</w:t>
+      </w:r>
+    </w:p>
+    <w:p>
+      <w:pPr>
+        <w:spacing w:line="324" w:lineRule="auto" w:after="120" w:before="160"/>
+      </w:pPr>
+      <w:r>
+        <w:rPr w:rFonts="맑은 고딕">
+          <w:rFonts w:ascii="맑은 고딕" w:hAnsi="맑은 고딕" w:eastAsia="맑은 고딕"/>
+          <w:b/>
+          <w:color w:val="4338CA"/>
+          <w:sz w:val="21"/>
+        </w:rPr>
+        <w:t>이 음반을 통해 아날로그 소리골 깊은 곳에서 피어나는 세기의 명선율들이 전해주는 감동을 다시 한번 경험해 보시는 것은 어떨까요?</w:t>
       </w:r>
     </w:p>
     <w:sectPr>
       <w:pgSz w:w="12240" w:h="15840"/>
-      <w:pgMar w:top="1440" w:right="1440" w:bottom="1440" w:left="1440" w:header="720" w:footer="720" w:gutter="0"/>
+      <w:pgMar w:top="1152" w:right="1296" w:bottom="1152" w:left="1296" w:header="720" w:footer="720" w:gutter="0"/>
       <w:cols w:space="720"/>
       <w:docGrid w:linePitch="360"/>
     </w:sectPr>

--- a/word_reports/위치_740_Various Artists_세계애창곡레코드 Vol. 4.docx
+++ b/word_reports/위치_740_Various Artists_세계애창곡레코드 Vol. 4.docx
@@ -32,7 +32,7 @@
     </w:p>
     <w:p>
       <w:pPr>
-        <w:spacing w:line="324" w:lineRule="auto" w:before="80" w:after="160"/>
+        <w:spacing w:line="324" w:lineRule="auto" w:before="80" w:after="120"/>
       </w:pPr>
       <w:r>
         <w:rPr w:rFonts="맑은 고딕">
@@ -42,13 +42,6 @@
           <w:sz w:val="22"/>
         </w:rPr>
         <w:t xml:space="preserve">[음반 소개] </w:t>
-      </w:r>
-      <w:r>
-        <w:rPr w:rFonts="맑은 고딕">
-          <w:rFonts w:ascii="맑은 고딕" w:hAnsi="맑은 고딕" w:eastAsia="맑은 고딕"/>
-          <w:b w:val="0"/>
-          <w:sz w:val="21"/>
-        </w:rPr>
       </w:r>
     </w:p>
     <w:p>
@@ -61,7 +54,33 @@
           <w:b w:val="0"/>
           <w:sz w:val="21"/>
         </w:rPr>
-        <w:t>시공간의 경계를 넘어 인류의 가슴속에 면면히 흘러내려 온 선율의 정수만을 가려 뽑아 아날로그 그루브에 새겨 넣은 고아(高雅)한 명반입니다. 세계 각지의 토속적 정서와 서구 클래식 가곡의 유려한 숨결이 거장의 목소리와 섬세한 악벽(樂癖)을 통해 찬연히 되살아납니다. 지직거리는 턴테이블의 바늘 끝에서 피어오르는 선율들은 메마른 현대인의 영혼을 따스하게 어루만지는 시적(詩的) 위안의 공간으로 우리를 인도합니다. 한 시대의 교양과 낭만을 대변하며 세대를 이어 애청되어 온 이 음반은 그 자체로 영원히 박제되지 않는 생명력을 지닌 음악적 유산입니다.</w:t>
+        <w:t>음악은 시공간을 초월하여 인간의 가장 원초적인 노스탤지어를 자극하는 신비로운 힘을 지니고 있습니다. 대한민국 근대 음반사에서 '세계애창곡' 시리즈는 단순한 옴니버스 앨범을 넘어, 닫혀 있던 바깥세상의 찬란한 예술적 풍경을 안방과 다방의 턴테이블 위로 고스란히 옮겨 놓았던 귀중한 문화적 창구였습니다. 1970~80년대, 흑백의 일상 속에서 푸른 지중해의 물결과 유럽의 고풍스러운 골목길, 그리고 아메리카 대륙의 서정적 정취를 꿈꾸던 음악 애호가들에게 이 음반은 그 자체로 하나의 거대한 음악적 여권(Passport)이자 영혼의 쉼터였습니다.</w:t>
+      </w:r>
+    </w:p>
+    <w:p>
+      <w:pPr>
+        <w:spacing w:line="324" w:lineRule="auto" w:after="120"/>
+      </w:pPr>
+      <w:r>
+        <w:rPr w:rFonts="맑은 고딕">
+          <w:rFonts w:ascii="맑은 고딕" w:hAnsi="맑은 고딕" w:eastAsia="맑은 고딕"/>
+          <w:b w:val="0"/>
+          <w:sz w:val="21"/>
+        </w:rPr>
+        <w:t>본 음반 《세계애창곡레코드 Vol. 3》은 세월의 풍화를 견뎌내며 인류 공통의 정서로 승화된 전 세계의 민요, 가곡, 칸초네, 그리고 팝 클래식의 정수를 정교하게 직조해 낸 명반입니다. 수록곡 하나하나에는 당대 최고 명인들의 온화한 숨결과 절제된 테크닉, 그리고 세련된 오케스트레이션이 깃들어 있습니다. 화려한 전자음이 범람하기 이전, 사람의 목소리가 지닌 가장 순수한 공명과 어쿠스틱 악기 본연의 질감을 바탕으로 녹음된 트랙들은 인간의 보편적인 희로애락—사랑의 환희, 이별의 애수, 고향에 대한 그리움—을 더없이 기품 있는 언어로 노래합니다.</w:t>
+      </w:r>
+    </w:p>
+    <w:p>
+      <w:pPr>
+        <w:spacing w:line="324" w:lineRule="auto" w:after="120"/>
+      </w:pPr>
+      <w:r>
+        <w:rPr w:rFonts="맑은 고딕">
+          <w:rFonts w:ascii="맑은 고딕" w:hAnsi="맑은 고딕" w:eastAsia="맑은 고딕"/>
+          <w:b w:val="0"/>
+          <w:sz w:val="21"/>
+        </w:rPr>
+        <w:t>오늘날 디지털 스트리밍의 무한한 파도 속에서도 이 음반이 여전히 각별한 생명력을 뿜어내는 까닭은, 특정한 유행에 영합하지 않는 '고전의 영속성' 때문입니다. 시대를 뛰어넘어 세대와 세대를 이어주는 선율의 힘, 그리고 턴테이블의 바늘 끝을 통해 비로소 피어나는 아날로그 특유의 체온은 듣는 이의 메마른 감성을 촉촉하게 적셔줍니다. 이 음반은 지나간 시대의 유물이 아니라, 시대를 불문하고 우리 내면의 가장 부드럽고 순수한 지점을 일깨워주는 불멸의 서정시입니다.</w:t>
       </w:r>
     </w:p>
     <w:p>
@@ -168,7 +187,7 @@
           <w:b w:val="0"/>
           <w:sz w:val="21"/>
         </w:rPr>
-        <w:t>1970~80년대 한국 음반 시장에서 전 세계의 유서 깊은 민요, 가곡, 서정 소품들을 엄선하여 가정의 서가와 거실을 품격 있게 채워주었던 유서 깊은 정통 컴필레이션 시리즈의 제3집입니다.</w:t>
+        <w:t>20세기 중·후반 전 세계의 찬란한 음악 유산을 국내 애호가들에게 소개하기 위해 당대 명망 높은 음반사를 통해 기획·발매된 정통 컴필레이션 LP입니다.</w:t>
       </w:r>
     </w:p>
     <w:p>
@@ -199,7 +218,7 @@
           <w:b w:val="0"/>
           <w:sz w:val="21"/>
         </w:rPr>
-        <w:t>발매 당시 음악 애호가들과 문청(文靑)들의 필청 음반이자 명절 및 축하 선물로 각광받으며 시리즈 전편이 장기간에 걸쳐 꾸준한 스테디셀러를 기록했습니다.</w:t>
+        <w:t>발매 당시 음악 감상실, 문화 예술계 인사들 및 일반 가정의 필청 음반으로 자리 잡으며 꾸준히 스테디셀러를 기록했고, 라디오 클래식 및 교양 프로그램의 주요 시그널과 신청곡으로 널리 사랑받았습니다.</w:t>
       </w:r>
     </w:p>
     <w:p>
@@ -230,7 +249,7 @@
           <w:b w:val="0"/>
           <w:sz w:val="21"/>
         </w:rPr>
-        <w:t>대중가요 중심의 상업적 차트 성적을 넘어, 서구 정통 성악과 세계 명선율의 대중화에 지대한 공헌을 한 문화적·교육적 가치를 지닌 기획반으로 평가받습니다.</w:t>
+        <w:t>단일 상업 차트의 순위를 넘어, 시대를 통틀어 예술적 가치를 공인받은 세계 각국의 불후의 명곡들을 집대성한 기획물로서 높은 문화적 권위와 평가를 인정받고 있습니다.</w:t>
       </w:r>
     </w:p>
     <w:p>
@@ -275,7 +294,7 @@
           <w:b w:val="0"/>
           <w:sz w:val="21"/>
         </w:rPr>
-        <w:t>다국적 (Various Countries)</w:t>
+        <w:t>다국적 (이탈리아, 프랑스, 독일, 미국 등)</w:t>
       </w:r>
     </w:p>
     <w:p>
@@ -306,7 +325,7 @@
           <w:b w:val="0"/>
           <w:sz w:val="21"/>
         </w:rPr>
-        <w:t>20세기 중·후반 (음원 녹음 및 전성기 활동 연대)</w:t>
+        <w:t>20세기 중·후반 활동</w:t>
       </w:r>
     </w:p>
     <w:p>
@@ -337,7 +356,7 @@
           <w:b w:val="0"/>
           <w:sz w:val="21"/>
         </w:rPr>
-        <w:t>옴니버스 (세계 유수의 성악가, 합창단 및 관현악단 연합)</w:t>
+        <w:t>옴니버스 (Various Artists)</w:t>
       </w:r>
     </w:p>
     <w:p>
@@ -368,7 +387,7 @@
           <w:b w:val="0"/>
           <w:sz w:val="21"/>
         </w:rPr>
-        <w:t>시대를 풍미한 세계 정상급의 테너, 바리톤, 소프라노를 비롯하여 정통성을 자랑하는 유라시아의 대표 합창단과 관현악단이 망라되어 있습니다. 가장 인간적인 악기라 불리는 정결한 육성을 통해 언어와 국경의 장벽을 허물고 인류 보편의 숭고한 정서와 미학적 환희를 고스란히 구현해 냈습니다.</w:t>
+        <w:t>세계 각국의 정상급 테너, 소프라노, 크로스오버 보컬리스트 및 유수의 오케스트라가 참여하여 각 곡이 지닌 민족적 색채와 예술적 품격을 완벽하게 표현해 냈습니다. 이들은 클래식과 전통 팝의 경계를 유려하게 넘나들며 인류가 공유할 수 있는 가장 우아하고 친근한 형태의 보컬 아트를 구축한 거장들입니다.</w:t>
       </w:r>
     </w:p>
     <w:p>
@@ -413,7 +432,7 @@
           <w:b w:val="0"/>
           <w:sz w:val="21"/>
         </w:rPr>
-        <w:t>서구 성악 예술과 세계 각국의 대표 애창곡을 단정하고 균형 잡힌 호흡으로 엮어내어, 팝과 클래식의 완충지대에서 국내 리스너들의 음악적 지평을 한 단계 넓혀준 기념비적 다리 역할을 합니다.</w:t>
+        <w:t>서구 예술 가곡과 대중적인 민요, 에버그린 팝을 한데 엮어 음악적 완성도와 대중적 감수성을 동시에 충족시킨 기념비적인 앤솔로지입니다. 국내 클래식 및 월드뮤직 저변 확대에 지대한 공헌을 한 음반사적 길잡이 역할을 하였습니다.</w:t>
       </w:r>
     </w:p>
     <w:p>
@@ -444,7 +463,7 @@
           <w:b w:val="0"/>
           <w:sz w:val="21"/>
         </w:rPr>
-        <w:t>묵직한 오디오 장식장 위에 조심스레 음반을 얹고 소리골을 흝어내리던 옛 시절, 다방의 묵직한 공기와 흑백의 계절 속에서 먼 이국의 서정을 동경하던 그 시절 청춘들의 애틋한 숨결과 순수한 노스탤지어가 아로새겨져 있습니다.</w:t>
+        <w:t>유라시아와 대서양 너머의 문화를 동경하던 당대 청년들이 전축 앞에 둘러앉아 조용히 숨죽이며 듣던 '낭만의 시대'를 고스란히 담고 있습니다. 음악 한 곡을 듣기 위해 턴테이블을 정성스레 닦던 그 시절의 풋풋하고 숭고한 문화적 정서가 LP 표면마다 배어 있습니다.</w:t>
       </w:r>
     </w:p>
     <w:p>
@@ -489,7 +508,7 @@
           <w:b w:val="0"/>
           <w:sz w:val="21"/>
         </w:rPr>
-        <w:t>이탈리아의 햇살을 머금은 칸초네, 독일 낭만파의 정수를 담은 가곡, 애수를 자극하는 전원의 민요 등이 유려한 오케스트레이션과 벨칸토의 미려한 발성으로 조화를 이루며 청자의 가슴에 깊은 서정의 물결을 일으킵니다.</w:t>
+        <w:t>지중해의 햇살처럼 찬란한 나폴리 칸초네, 아련한 애수가 깃든 유럽 민요와 낭만주의 가곡 계열의 명선율들이 주를 이룹니다. 유려한 현악 앙상블 위에 얹힌 독창자들의 기품 있는 발성과 서정미는 듣는 순간 공간을 유럽의 유서 깊은 콘서트홀로 탈바꿈시키는 마력을 지닙니다.</w:t>
       </w:r>
     </w:p>
     <w:p>
@@ -520,7 +539,7 @@
           <w:b w:val="0"/>
           <w:sz w:val="21"/>
         </w:rPr>
-        <w:t>진공관 앰프의 온기가 충분히 오른 후 부드러운 카트리지를 통해 감상할 때, 성악가의 폐부에서 뿜어져 나오는 생생한 호흡과 홀(Hall) 특유의 잔향이 아날로그 특유의 도톰한 질감으로 살아나 진정한 감동을 전합니다.</w:t>
+        <w:t>진공관 앰프의 온화한 배음과 중음역대가 충실한 턴테이블 카트리지로 감상할 때 그 진가가 온전히 드러납니다. 미세한 바이닐 노이즈를 배경 삼아 울려 퍼지는 벨벳 같은 보컬의 숨결과 따뜻한 현악기의 울림은 디지털 음원에서는 결코 모방할 수 없는 깊은 포근함을 선사합니다.</w:t>
       </w:r>
     </w:p>
     <w:p>
@@ -551,7 +570,7 @@
           <w:b w:val="0"/>
           <w:sz w:val="21"/>
         </w:rPr>
-        <w:t>디지털 음원으로는 결코 복각할 수 없는 빈티지 LP 특유의 따스한 마스터링 음색과 옛 음반 커버의 고전적 멋을 고스란히 간직하고 있어, 아날로그 오디오파일 및 컬렉터라면 필히 곁에 두어야 할 소중한 아카이브입니다.</w:t>
+        <w:t>엄선된 선곡의 미학과 아날로그 전성기 레코딩의 순수한 질감을 동시에 간직한 음반입니다. 이제는 쉽게 찾아보기 힘든 고전적 아날로그 라이브러리의 핵심 음반으로서, 빈티지 LP 애호가는 물론 음악의 본질적인 서정을 갈망하는 모든 이들에게 영원한 수집의 표적이 되는 명반입니다.</w:t>
       </w:r>
     </w:p>
     <w:p>
@@ -565,7 +584,7 @@
           <w:color w:val="4338CA"/>
           <w:sz w:val="21"/>
         </w:rPr>
-        <w:t>이 음반을 통해 아날로그 소리골 깊은 곳에서 피어나는 세기의 명선율들이 전해주는 감동을 다시 한번 경험해 보시는 것은 어떨까요?</w:t>
+        <w:t>이 음반을 통해 아날로그 바늘 끝에서 피어나는 세월을 초월한 명선율들이 전해주는 감동을 다시 한번 경험해 보시는 것은 어떨까요?</w:t>
       </w:r>
     </w:p>
     <w:sectPr>
